--- a/Спецификация.docx
+++ b/Спецификация.docx
@@ -1,246 +1,422 @@
 
 <file path=word/document.xml><?xml version="1.0" encoding="utf-8"?>
-<w:document xmlns:mc="http://schemas.openxmlformats.org/markup-compatibility/2006" xmlns:o="urn:schemas-microsoft-com:office:office" xmlns:r="http://schemas.openxmlformats.org/officeDocument/2006/relationships" xmlns:m="http://schemas.openxmlformats.org/officeDocument/2006/math" xmlns:v="urn:schemas-microsoft-com:vml" xmlns:wp="http://schemas.openxmlformats.org/drawingml/2006/wordprocessingDrawing" xmlns:w10="urn:schemas-microsoft-com:office:word" xmlns:w="http://schemas.openxmlformats.org/wordprocessingml/2006/main" xmlns:wne="http://schemas.microsoft.com/office/word/2006/wordml" xmlns:sl="http://schemas.openxmlformats.org/schemaLibrary/2006/main" xmlns:a="http://schemas.openxmlformats.org/drawingml/2006/main" xmlns:pic="http://schemas.openxmlformats.org/drawingml/2006/picture" xmlns:c="http://schemas.openxmlformats.org/drawingml/2006/chart" xmlns:lc="http://schemas.openxmlformats.org/drawingml/2006/lockedCanvas" xmlns:dgm="http://schemas.openxmlformats.org/drawingml/2006/diagram" xmlns:wps="http://schemas.microsoft.com/office/word/2010/wordprocessingShape" xmlns:wpg="http://schemas.microsoft.com/office/word/2010/wordprocessingGroup" xmlns:w14="http://schemas.microsoft.com/office/word/2010/wordml" xmlns:w15="http://schemas.microsoft.com/office/word/2012/wordml" xmlns:w16="http://schemas.microsoft.com/office/word/2018/wordml" xmlns:w16cex="http://schemas.microsoft.com/office/word/2018/wordml/cex" xmlns:w16cid="http://schemas.microsoft.com/office/word/2016/wordml/cid" xmlns="http://schemas.microsoft.com/office/tasks/2019/documenttasks" xmlns:cr="http://schemas.microsoft.com/office/comments/2020/reactions">
+<w:document xmlns:ve="http://schemas.openxmlformats.org/markup-compatibility/2006" xmlns:o="urn:schemas-microsoft-com:office:office" xmlns:r="http://schemas.openxmlformats.org/officeDocument/2006/relationships" xmlns:m="http://schemas.openxmlformats.org/officeDocument/2006/math" xmlns:v="urn:schemas-microsoft-com:vml" xmlns:wp="http://schemas.openxmlformats.org/drawingml/2006/wordprocessingDrawing" xmlns:w10="urn:schemas-microsoft-com:office:word" xmlns:w="http://schemas.openxmlformats.org/wordprocessingml/2006/main" xmlns:wne="http://schemas.microsoft.com/office/word/2006/wordml">
   <w:body>
     <w:p>
       <w:pPr>
-        <w:pStyle w:val="Title"/>
+        <w:pStyle w:val="a3"/>
         <w:jc w:val="center"/>
-        <w:rPr/>
-      </w:pPr>
-      <w:bookmarkStart w:colFirst="0" w:colLast="0" w:name="_wfy3v7gc35v" w:id="0"/>
+      </w:pPr>
+      <w:bookmarkStart w:id="0" w:name="_wfy3v7gc35v" w:colFirst="0" w:colLast="0"/>
       <w:bookmarkEnd w:id="0"/>
       <w:r>
-        <w:rPr>
-          <w:rtl w:val="0"/>
-        </w:rPr>
-        <w:t xml:space="preserve">Спецификация к “Платформе для кулинарных рецептов”</w:t>
-      </w:r>
-    </w:p>
-    <w:p>
-      <w:pPr>
-        <w:pStyle w:val="Heading1"/>
-        <w:rPr/>
-      </w:pPr>
-      <w:bookmarkStart w:colFirst="0" w:colLast="0" w:name="_2g7ryeiayh4x" w:id="1"/>
+        <w:t>Спецификация к “Платформе для кулинарных рецептов”</w:t>
+      </w:r>
+    </w:p>
+    <w:p>
+      <w:pPr>
+        <w:pStyle w:val="1"/>
+      </w:pPr>
+      <w:bookmarkStart w:id="1" w:name="_2g7ryeiayh4x" w:colFirst="0" w:colLast="0"/>
       <w:bookmarkEnd w:id="1"/>
       <w:r>
-        <w:rPr>
-          <w:rtl w:val="0"/>
-        </w:rPr>
-        <w:t xml:space="preserve">Цель</w:t>
-      </w:r>
-    </w:p>
-    <w:p>
-      <w:pPr>
-        <w:rPr/>
-      </w:pPr>
-      <w:r>
-        <w:rPr>
-          <w:rtl w:val="0"/>
-        </w:rPr>
-        <w:t xml:space="preserve">Создать веб-приложение для выбора рецептов по потребностям пользователя.</w:t>
-      </w:r>
-    </w:p>
-    <w:p>
-      <w:pPr>
-        <w:pStyle w:val="Heading1"/>
-        <w:rPr/>
-      </w:pPr>
-      <w:bookmarkStart w:colFirst="0" w:colLast="0" w:name="_kmf73bkph9jn" w:id="2"/>
+        <w:t>Цель</w:t>
+      </w:r>
+    </w:p>
+    <w:p>
+      <w:pPr>
+        <w:pStyle w:val="normal"/>
+      </w:pPr>
+      <w:r>
+        <w:t xml:space="preserve">Создать </w:t>
+      </w:r>
+      <w:proofErr w:type="spellStart"/>
+      <w:r>
+        <w:t>веб-приложение</w:t>
+      </w:r>
+      <w:proofErr w:type="spellEnd"/>
+      <w:r>
+        <w:t xml:space="preserve"> для выбора рецептов по потребностям пользователя.</w:t>
+      </w:r>
+    </w:p>
+    <w:p>
+      <w:pPr>
+        <w:pStyle w:val="1"/>
+      </w:pPr>
+      <w:bookmarkStart w:id="2" w:name="_kmf73bkph9jn" w:colFirst="0" w:colLast="0"/>
       <w:bookmarkEnd w:id="2"/>
       <w:r>
-        <w:rPr>
-          <w:rtl w:val="0"/>
-        </w:rPr>
-        <w:t xml:space="preserve">Целевая аудитория</w:t>
-      </w:r>
-    </w:p>
-    <w:p>
-      <w:pPr>
-        <w:rPr/>
-      </w:pPr>
-      <w:r>
-        <w:rPr>
-          <w:rtl w:val="0"/>
-        </w:rPr>
-        <w:t xml:space="preserve">Домохозяйки/домохозяины, непрофессиональные повары.</w:t>
-      </w:r>
-    </w:p>
-    <w:p>
-      <w:pPr>
-        <w:pStyle w:val="Heading1"/>
-        <w:rPr/>
-      </w:pPr>
-      <w:bookmarkStart w:colFirst="0" w:colLast="0" w:name="_m4gc5ocdiixk" w:id="3"/>
+        <w:t>Целевая аудитория</w:t>
+      </w:r>
+    </w:p>
+    <w:p>
+      <w:pPr>
+        <w:pStyle w:val="normal"/>
+      </w:pPr>
+      <w:r>
+        <w:t>Домохозяйки/</w:t>
+      </w:r>
+      <w:proofErr w:type="spellStart"/>
+      <w:r>
+        <w:t>домохозяины</w:t>
+      </w:r>
+      <w:proofErr w:type="spellEnd"/>
+      <w:r>
+        <w:t xml:space="preserve">, непрофессиональные </w:t>
+      </w:r>
+      <w:proofErr w:type="spellStart"/>
+      <w:r>
+        <w:t>повары</w:t>
+      </w:r>
+      <w:proofErr w:type="spellEnd"/>
+      <w:r>
+        <w:t>.</w:t>
+      </w:r>
+    </w:p>
+    <w:p>
+      <w:pPr>
+        <w:pStyle w:val="1"/>
+      </w:pPr>
+      <w:bookmarkStart w:id="3" w:name="_m4gc5ocdiixk" w:colFirst="0" w:colLast="0"/>
       <w:bookmarkEnd w:id="3"/>
-      <w:r>
-        <w:rPr>
-          <w:rtl w:val="0"/>
-        </w:rPr>
-        <w:t xml:space="preserve">User stories</w:t>
-      </w:r>
-    </w:p>
-    <w:p>
-      <w:pPr>
-        <w:rPr/>
-      </w:pPr>
-      <w:r>
-        <w:rPr>
-          <w:rtl w:val="0"/>
-        </w:rPr>
-        <w:t xml:space="preserve">Как человек, у которого мало времени, я хочу находить быстрые рецепты, чтобы я мог потратить больше времени на отдых.</w:t>
-      </w:r>
-    </w:p>
-    <w:p>
-      <w:pPr>
-        <w:rPr/>
-      </w:pPr>
-      <w:r>
-        <w:rPr>
-          <w:rtl w:val="0"/>
-        </w:rPr>
-        <w:t xml:space="preserve">Как студент, у которого мало денег, я хочу выбирать недорогие рецепты, чтобы экономить деньги.</w:t>
-      </w:r>
-    </w:p>
-    <w:p>
-      <w:pPr>
-        <w:rPr/>
-      </w:pPr>
-      <w:r>
-        <w:rPr>
-          <w:rtl w:val="0"/>
-        </w:rPr>
-        <w:t xml:space="preserve">Как начинающий повар, я хочу выкладывать свои рецепты, чтобы проверить качество своих рецептов.</w:t>
-      </w:r>
-    </w:p>
-    <w:p>
-      <w:pPr>
-        <w:rPr/>
-      </w:pPr>
-      <w:r>
-        <w:rPr>
-          <w:rtl w:val="0"/>
-        </w:rPr>
-        <w:t xml:space="preserve">Как веган, я хочу убирать продукты животного происхождения, чтобы следовать своей идеологии.</w:t>
-      </w:r>
-    </w:p>
-    <w:p>
-      <w:pPr>
-        <w:pStyle w:val="Heading1"/>
-        <w:rPr/>
-      </w:pPr>
-      <w:bookmarkStart w:colFirst="0" w:colLast="0" w:name="_cnmyavue07m1" w:id="4"/>
+      <w:proofErr w:type="spellStart"/>
+      <w:r>
+        <w:t>User</w:t>
+      </w:r>
+      <w:proofErr w:type="spellEnd"/>
+      <w:r>
+        <w:t xml:space="preserve"> </w:t>
+      </w:r>
+      <w:proofErr w:type="spellStart"/>
+      <w:r>
+        <w:t>stories</w:t>
+      </w:r>
+      <w:proofErr w:type="spellEnd"/>
+    </w:p>
+    <w:p>
+      <w:pPr>
+        <w:pStyle w:val="normal"/>
+      </w:pPr>
+      <w:r>
+        <w:t>Как человек, у которого мало времени, я хочу находить быстрые рецепты, чтобы я мог потратить больше времени на отдых.</w:t>
+      </w:r>
+    </w:p>
+    <w:p>
+      <w:pPr>
+        <w:pStyle w:val="normal"/>
+      </w:pPr>
+      <w:r>
+        <w:t>Как студент, у которого мало денег, я хочу выбирать недорогие рецепты, чтобы экономить деньги.</w:t>
+      </w:r>
+    </w:p>
+    <w:p>
+      <w:pPr>
+        <w:pStyle w:val="normal"/>
+      </w:pPr>
+      <w:r>
+        <w:t>Как начинающий повар, я хочу выкладывать св</w:t>
+      </w:r>
+      <w:r>
+        <w:t>ои рецепты, чтобы проверить качество своих рецептов.</w:t>
+      </w:r>
+    </w:p>
+    <w:p>
+      <w:pPr>
+        <w:pStyle w:val="normal"/>
+      </w:pPr>
+      <w:r>
+        <w:t xml:space="preserve">Как </w:t>
+      </w:r>
+      <w:proofErr w:type="spellStart"/>
+      <w:r>
+        <w:t>веган</w:t>
+      </w:r>
+      <w:proofErr w:type="spellEnd"/>
+      <w:r>
+        <w:t>, я хочу убирать продукты животного происхождения, чтобы следовать своей идеологии.</w:t>
+      </w:r>
+    </w:p>
+    <w:p>
+      <w:pPr>
+        <w:pStyle w:val="1"/>
+      </w:pPr>
+      <w:bookmarkStart w:id="4" w:name="_cnmyavue07m1" w:colFirst="0" w:colLast="0"/>
       <w:bookmarkEnd w:id="4"/>
       <w:r>
-        <w:rPr>
-          <w:rtl w:val="0"/>
-        </w:rPr>
-        <w:t xml:space="preserve">Функции</w:t>
-      </w:r>
-    </w:p>
-    <w:p>
-      <w:pPr>
-        <w:rPr/>
-      </w:pPr>
-      <w:r>
-        <w:rPr>
-          <w:rtl w:val="0"/>
-        </w:rPr>
-        <w:t xml:space="preserve">У пользователя: заходить в личный кабинет, сохранять рецепты, добавлять новые рецепты, создавать коллекции из сохранённых рецептов, делать поиск по времени и цене.</w:t>
-        <w:br w:type="textWrapping"/>
-      </w:r>
-    </w:p>
-    <w:p>
-      <w:pPr>
-        <w:rPr/>
-      </w:pPr>
-      <w:r>
-        <w:rPr>
-          <w:rtl w:val="0"/>
-        </w:rPr>
-        <w:t xml:space="preserve">У рецепта: количество просмотров рецепта, ставить оценку рецепту, перерасчёт ингредиентов от количества порций </w:t>
-      </w:r>
-    </w:p>
-    <w:p>
-      <w:pPr>
-        <w:pStyle w:val="Heading1"/>
-        <w:rPr/>
-      </w:pPr>
-      <w:bookmarkStart w:colFirst="0" w:colLast="0" w:name="_elols4obm2r9" w:id="5"/>
+        <w:t>Функции</w:t>
+      </w:r>
+    </w:p>
+    <w:p>
+      <w:pPr>
+        <w:pStyle w:val="normal"/>
+      </w:pPr>
+      <w:r>
+        <w:t>У пользователя: заходить в личный кабинет, сохранять рецепты, добавлять новые рецепты, создавать колле</w:t>
+      </w:r>
+      <w:r>
+        <w:t>кции из сохранённых рецептов</w:t>
+      </w:r>
+      <w:r>
+        <w:rPr>
+          <w:lang w:val="ru-RU"/>
+        </w:rPr>
+        <w:t>.</w:t>
+      </w:r>
+      <w:r>
+        <w:br/>
+      </w:r>
+    </w:p>
+    <w:p>
+      <w:pPr>
+        <w:pStyle w:val="normal"/>
+        <w:rPr>
+          <w:lang w:val="ru-RU"/>
+        </w:rPr>
+      </w:pPr>
+      <w:r>
+        <w:t>У рецепта: количество просмотров рецепта, ставить оценку рецепту, перерасчёт ин</w:t>
+      </w:r>
+      <w:r>
+        <w:t>гредиентов от количества порций.</w:t>
+      </w:r>
+    </w:p>
+    <w:p>
+      <w:pPr>
+        <w:pStyle w:val="normal"/>
+        <w:rPr>
+          <w:lang w:val="ru-RU"/>
+        </w:rPr>
+      </w:pPr>
+    </w:p>
+    <w:p>
+      <w:pPr>
+        <w:pStyle w:val="normal"/>
+        <w:rPr>
+          <w:lang w:val="ru-RU"/>
+        </w:rPr>
+      </w:pPr>
+      <w:r>
+        <w:rPr>
+          <w:lang w:val="ru-RU"/>
+        </w:rPr>
+        <w:t xml:space="preserve">У поиска рецептов: искать по желаемым ингредиентам, исключать ненужные ингредиенты, ограничить рецепты для </w:t>
+      </w:r>
+      <w:proofErr w:type="spellStart"/>
+      <w:r>
+        <w:rPr>
+          <w:lang w:val="ru-RU"/>
+        </w:rPr>
+        <w:t>веганов</w:t>
+      </w:r>
+      <w:proofErr w:type="spellEnd"/>
+      <w:r>
+        <w:rPr>
+          <w:lang w:val="ru-RU"/>
+        </w:rPr>
+        <w:t xml:space="preserve">, вегетарианцев, </w:t>
+      </w:r>
+      <w:r>
+        <w:rPr>
+          <w:lang w:val="ru-RU"/>
+        </w:rPr>
+        <w:t xml:space="preserve">людей с аллергией на </w:t>
+      </w:r>
+      <w:proofErr w:type="spellStart"/>
+      <w:r>
+        <w:rPr>
+          <w:lang w:val="ru-RU"/>
+        </w:rPr>
+        <w:t>глютен</w:t>
+      </w:r>
+      <w:proofErr w:type="spellEnd"/>
+      <w:r>
+        <w:rPr>
+          <w:lang w:val="ru-RU"/>
+        </w:rPr>
+        <w:t xml:space="preserve"> и лактозу.</w:t>
+      </w:r>
+      <w:r>
+        <w:rPr>
+          <w:lang w:val="ru-RU"/>
+        </w:rPr>
+        <w:t xml:space="preserve"> </w:t>
+      </w:r>
+    </w:p>
+    <w:p>
+      <w:pPr>
+        <w:pStyle w:val="normal"/>
+        <w:rPr>
+          <w:lang w:val="ru-RU"/>
+        </w:rPr>
+      </w:pPr>
+    </w:p>
+    <w:p>
+      <w:pPr>
+        <w:pStyle w:val="normal"/>
+        <w:rPr>
+          <w:lang w:val="ru-RU"/>
+        </w:rPr>
+      </w:pPr>
+      <w:r>
+        <w:rPr>
+          <w:lang w:val="ru-RU"/>
+        </w:rPr>
+        <w:t>У личного кабинета: регистрация нового пользователя, вход старых пользователей, защита персональных данных, восстановление пароля.</w:t>
+      </w:r>
+    </w:p>
+    <w:p>
+      <w:pPr>
+        <w:pStyle w:val="normal"/>
+        <w:rPr>
+          <w:lang w:val="ru-RU"/>
+        </w:rPr>
+      </w:pPr>
+    </w:p>
+    <w:p>
+      <w:pPr>
+        <w:pStyle w:val="normal"/>
+        <w:rPr>
+          <w:lang w:val="ru-RU"/>
+        </w:rPr>
+      </w:pPr>
+      <w:r>
+        <w:rPr>
+          <w:lang w:val="ru-RU"/>
+        </w:rPr>
+        <w:t>У модератора: одобрять предложенный пользователем рецепт</w:t>
+      </w:r>
+    </w:p>
+    <w:p>
+      <w:pPr>
+        <w:pStyle w:val="1"/>
+        <w:rPr>
+          <w:lang w:val="ru-RU"/>
+        </w:rPr>
+      </w:pPr>
+      <w:bookmarkStart w:id="5" w:name="_elols4obm2r9" w:colFirst="0" w:colLast="0"/>
       <w:bookmarkEnd w:id="5"/>
       <w:r>
         <w:rPr>
-          <w:rtl w:val="0"/>
-        </w:rPr>
-        <w:t xml:space="preserve">Технологии</w:t>
-      </w:r>
-    </w:p>
-    <w:p>
-      <w:pPr>
-        <w:rPr/>
-      </w:pPr>
-      <w:r>
-        <w:rPr>
-          <w:rtl w:val="0"/>
-        </w:rPr>
-        <w:t xml:space="preserve">Frontend: React</w:t>
-      </w:r>
-    </w:p>
-    <w:p>
-      <w:pPr>
-        <w:rPr/>
-      </w:pPr>
-      <w:r>
-        <w:rPr>
-          <w:rtl w:val="0"/>
-        </w:rPr>
-        <w:t xml:space="preserve">Backend: Python</w:t>
-      </w:r>
-    </w:p>
-    <w:p>
-      <w:pPr>
-        <w:rPr/>
-      </w:pPr>
-      <w:r>
-        <w:rPr>
-          <w:rtl w:val="0"/>
-        </w:rPr>
-        <w:t xml:space="preserve">База данных: PostgreSQL</w:t>
-      </w:r>
-    </w:p>
-    <w:p>
-      <w:pPr>
-        <w:rPr/>
-      </w:pPr>
-      <w:r>
-        <w:rPr>
-          <w:rtl w:val="0"/>
-        </w:rPr>
-      </w:r>
+          <w:lang w:val="ru-RU"/>
+        </w:rPr>
+        <w:lastRenderedPageBreak/>
+        <w:t>Требования</w:t>
+      </w:r>
+    </w:p>
+    <w:p>
+      <w:pPr>
+        <w:pStyle w:val="normal"/>
+        <w:rPr>
+          <w:lang w:val="ru-RU"/>
+        </w:rPr>
+      </w:pPr>
+      <w:r>
+        <w:rPr>
+          <w:lang w:val="ru-RU"/>
+        </w:rPr>
+        <w:t xml:space="preserve">Приложение должно отображаться </w:t>
+      </w:r>
+    </w:p>
+    <w:p>
+      <w:pPr>
+        <w:pStyle w:val="1"/>
+        <w:rPr>
+          <w:lang w:val="en-US"/>
+        </w:rPr>
+      </w:pPr>
+      <w:r>
+        <w:t>Технологии</w:t>
+      </w:r>
+    </w:p>
+    <w:p>
+      <w:pPr>
+        <w:pStyle w:val="normal"/>
+        <w:rPr>
+          <w:lang w:val="en-US"/>
+        </w:rPr>
+      </w:pPr>
+      <w:r>
+        <w:rPr>
+          <w:lang w:val="en-US"/>
+        </w:rPr>
+        <w:t>Frontend: React</w:t>
+      </w:r>
+    </w:p>
+    <w:p>
+      <w:pPr>
+        <w:pStyle w:val="normal"/>
+        <w:rPr>
+          <w:lang w:val="en-US"/>
+        </w:rPr>
+      </w:pPr>
+      <w:r>
+        <w:rPr>
+          <w:lang w:val="en-US"/>
+        </w:rPr>
+        <w:t>Backend: Python</w:t>
+      </w:r>
+    </w:p>
+    <w:p>
+      <w:pPr>
+        <w:pStyle w:val="normal"/>
+        <w:rPr>
+          <w:lang w:val="en-US"/>
+        </w:rPr>
+      </w:pPr>
+      <w:r>
+        <w:t>База</w:t>
+      </w:r>
+      <w:r>
+        <w:rPr>
+          <w:lang w:val="en-US"/>
+        </w:rPr>
+        <w:t xml:space="preserve"> </w:t>
+      </w:r>
+      <w:r>
+        <w:t>данных</w:t>
+      </w:r>
+      <w:r>
+        <w:rPr>
+          <w:lang w:val="en-US"/>
+        </w:rPr>
+        <w:t xml:space="preserve">: </w:t>
+      </w:r>
+      <w:proofErr w:type="spellStart"/>
+      <w:r>
+        <w:rPr>
+          <w:lang w:val="en-US"/>
+        </w:rPr>
+        <w:t>PostgreSQL</w:t>
+      </w:r>
+      <w:proofErr w:type="spellEnd"/>
+    </w:p>
+    <w:p>
+      <w:pPr>
+        <w:pStyle w:val="normal"/>
+        <w:rPr>
+          <w:lang w:val="en-US"/>
+        </w:rPr>
+      </w:pPr>
     </w:p>
     <w:sectPr>
-      <w:pgSz w:h="15840" w:w="12240" w:orient="portrait"/>
-      <w:pgMar w:bottom="1440" w:top="1440" w:left="1440" w:right="1440" w:header="720" w:footer="720"/>
+      <w:pgSz w:w="12240" w:h="15840"/>
+      <w:pgMar w:top="1440" w:right="1440" w:bottom="1440" w:left="1440" w:header="720" w:footer="720" w:gutter="0"/>
       <w:pgNumType w:start="1"/>
+      <w:cols w:space="720"/>
     </w:sectPr>
   </w:body>
 </w:document>
 </file>
 
-<file path=word/numbering.xml><?xml version="1.0" encoding="utf-8"?>
-<w:numbering xmlns:mc="http://schemas.openxmlformats.org/markup-compatibility/2006" xmlns:o="urn:schemas-microsoft-com:office:office" xmlns:r="http://schemas.openxmlformats.org/officeDocument/2006/relationships" xmlns:m="http://schemas.openxmlformats.org/officeDocument/2006/math" xmlns:v="urn:schemas-microsoft-com:vml" xmlns:wp="http://schemas.openxmlformats.org/drawingml/2006/wordprocessingDrawing" xmlns:w10="urn:schemas-microsoft-com:office:word" xmlns:w="http://schemas.openxmlformats.org/wordprocessingml/2006/main" xmlns:wne="http://schemas.microsoft.com/office/word/2006/wordml" xmlns:sl="http://schemas.openxmlformats.org/schemaLibrary/2006/main" xmlns:a="http://schemas.openxmlformats.org/drawingml/2006/main" xmlns:pic="http://schemas.openxmlformats.org/drawingml/2006/picture" xmlns:c="http://schemas.openxmlformats.org/drawingml/2006/chart" xmlns:lc="http://schemas.openxmlformats.org/drawingml/2006/lockedCanvas" xmlns:dgm="http://schemas.openxmlformats.org/drawingml/2006/diagram" xmlns:wps="http://schemas.microsoft.com/office/word/2010/wordprocessingShape" xmlns:wpg="http://schemas.microsoft.com/office/word/2010/wordprocessingGroup" xmlns:w14="http://schemas.microsoft.com/office/word/2010/wordml" xmlns:w15="http://schemas.microsoft.com/office/word/2012/wordml" xmlns:w16="http://schemas.microsoft.com/office/word/2018/wordml" xmlns:w16cex="http://schemas.microsoft.com/office/word/2018/wordml/cex" xmlns:w16cid="http://schemas.microsoft.com/office/word/2016/wordml/cid" xmlns="http://schemas.microsoft.com/office/tasks/2019/documenttasks" xmlns:cr="http://schemas.microsoft.com/office/comments/2020/reactions"/>
-</file>
-
 <file path=word/styles.xml><?xml version="1.0" encoding="utf-8"?>
-<w:styles xmlns:mc="http://schemas.openxmlformats.org/markup-compatibility/2006" xmlns:o="urn:schemas-microsoft-com:office:office" xmlns:r="http://schemas.openxmlformats.org/officeDocument/2006/relationships" xmlns:m="http://schemas.openxmlformats.org/officeDocument/2006/math" xmlns:v="urn:schemas-microsoft-com:vml" xmlns:wp="http://schemas.openxmlformats.org/drawingml/2006/wordprocessingDrawing" xmlns:w10="urn:schemas-microsoft-com:office:word" xmlns:w="http://schemas.openxmlformats.org/wordprocessingml/2006/main" xmlns:wne="http://schemas.microsoft.com/office/word/2006/wordml" xmlns:sl="http://schemas.openxmlformats.org/schemaLibrary/2006/main" xmlns:a="http://schemas.openxmlformats.org/drawingml/2006/main" xmlns:pic="http://schemas.openxmlformats.org/drawingml/2006/picture" xmlns:c="http://schemas.openxmlformats.org/drawingml/2006/chart" xmlns:lc="http://schemas.openxmlformats.org/drawingml/2006/lockedCanvas" xmlns:dgm="http://schemas.openxmlformats.org/drawingml/2006/diagram" xmlns:wps="http://schemas.microsoft.com/office/word/2010/wordprocessingShape" xmlns:wpg="http://schemas.microsoft.com/office/word/2010/wordprocessingGroup" xmlns:w14="http://schemas.microsoft.com/office/word/2010/wordml" xmlns:w15="http://schemas.microsoft.com/office/word/2012/wordml" xmlns:w16="http://schemas.microsoft.com/office/word/2018/wordml" xmlns:w16cex="http://schemas.microsoft.com/office/word/2018/wordml/cex" xmlns:w16cid="http://schemas.microsoft.com/office/word/2016/wordml/cid" xmlns="http://schemas.microsoft.com/office/tasks/2019/documenttasks" xmlns:cr="http://schemas.microsoft.com/office/comments/2020/reactions">
+<w:styles xmlns:r="http://schemas.openxmlformats.org/officeDocument/2006/relationships" xmlns:w="http://schemas.openxmlformats.org/wordprocessingml/2006/main">
   <w:docDefaults>
     <w:rPrDefault>
       <w:rPr>
-        <w:rFonts w:ascii="Arial" w:cs="Arial" w:eastAsia="Arial" w:hAnsi="Arial"/>
+        <w:rFonts w:ascii="Arial" w:eastAsia="Arial" w:hAnsi="Arial" w:cs="Arial"/>
         <w:sz w:val="22"/>
         <w:szCs w:val="22"/>
-        <w:lang w:val="ru"/>
+        <w:lang w:eastAsia="ru-RU" w:bidi="ar-SA"/>
       </w:rPr>
     </w:rPrDefault>
     <w:pPrDefault>
@@ -249,79 +425,208 @@
       </w:pPr>
     </w:pPrDefault>
   </w:docDefaults>
-  <w:style w:type="table" w:styleId="TableNormal" w:default="1">
-    <w:name w:val="TableNormal"/>
-    <w:tblPr>
-      <w:tblCellMar>
-        <w:top w:w="100.0" w:type="dxa"/>
-        <w:left w:w="100.0" w:type="dxa"/>
-        <w:bottom w:w="100.0" w:type="dxa"/>
-        <w:right w:w="100.0" w:type="dxa"/>
-      </w:tblCellMar>
-    </w:tblPr>
-  </w:style>
-  <w:style w:type="paragraph" w:styleId="Normal" w:default="1">
-    <w:name w:val="normal"/>
-  </w:style>
-  <w:style w:type="paragraph" w:styleId="Heading1">
+  <w:latentStyles w:defLockedState="0" w:defUIPriority="99" w:defSemiHidden="1" w:defUnhideWhenUsed="1" w:defQFormat="0" w:count="267">
+    <w:lsdException w:name="Normal" w:semiHidden="0" w:uiPriority="0" w:unhideWhenUsed="0" w:qFormat="1"/>
+    <w:lsdException w:name="heading 1" w:semiHidden="0" w:uiPriority="9" w:unhideWhenUsed="0" w:qFormat="1"/>
+    <w:lsdException w:name="heading 2" w:uiPriority="9" w:qFormat="1"/>
+    <w:lsdException w:name="heading 3" w:uiPriority="9" w:qFormat="1"/>
+    <w:lsdException w:name="heading 4" w:uiPriority="9" w:qFormat="1"/>
+    <w:lsdException w:name="heading 5" w:uiPriority="9" w:qFormat="1"/>
+    <w:lsdException w:name="heading 6" w:uiPriority="9" w:qFormat="1"/>
+    <w:lsdException w:name="heading 7" w:uiPriority="9" w:qFormat="1"/>
+    <w:lsdException w:name="heading 8" w:uiPriority="9" w:qFormat="1"/>
+    <w:lsdException w:name="heading 9" w:uiPriority="9" w:qFormat="1"/>
+    <w:lsdException w:name="toc 1" w:uiPriority="39"/>
+    <w:lsdException w:name="toc 2" w:uiPriority="39"/>
+    <w:lsdException w:name="toc 3" w:uiPriority="39"/>
+    <w:lsdException w:name="toc 4" w:uiPriority="39"/>
+    <w:lsdException w:name="toc 5" w:uiPriority="39"/>
+    <w:lsdException w:name="toc 6" w:uiPriority="39"/>
+    <w:lsdException w:name="toc 7" w:uiPriority="39"/>
+    <w:lsdException w:name="toc 8" w:uiPriority="39"/>
+    <w:lsdException w:name="toc 9" w:uiPriority="39"/>
+    <w:lsdException w:name="caption" w:uiPriority="35" w:qFormat="1"/>
+    <w:lsdException w:name="Title" w:semiHidden="0" w:uiPriority="10" w:unhideWhenUsed="0" w:qFormat="1"/>
+    <w:lsdException w:name="Default Paragraph Font" w:uiPriority="1"/>
+    <w:lsdException w:name="Subtitle" w:semiHidden="0" w:uiPriority="11" w:unhideWhenUsed="0" w:qFormat="1"/>
+    <w:lsdException w:name="Strong" w:semiHidden="0" w:uiPriority="22" w:unhideWhenUsed="0" w:qFormat="1"/>
+    <w:lsdException w:name="Emphasis" w:semiHidden="0" w:uiPriority="20" w:unhideWhenUsed="0" w:qFormat="1"/>
+    <w:lsdException w:name="Table Grid" w:semiHidden="0" w:uiPriority="59" w:unhideWhenUsed="0"/>
+    <w:lsdException w:name="Placeholder Text" w:unhideWhenUsed="0"/>
+    <w:lsdException w:name="No Spacing" w:semiHidden="0" w:uiPriority="1" w:unhideWhenUsed="0" w:qFormat="1"/>
+    <w:lsdException w:name="Light Shading" w:semiHidden="0" w:uiPriority="60" w:unhideWhenUsed="0"/>
+    <w:lsdException w:name="Light List" w:semiHidden="0" w:uiPriority="61" w:unhideWhenUsed="0"/>
+    <w:lsdException w:name="Light Grid" w:semiHidden="0" w:uiPriority="62" w:unhideWhenUsed="0"/>
+    <w:lsdException w:name="Medium Shading 1" w:semiHidden="0" w:uiPriority="63" w:unhideWhenUsed="0"/>
+    <w:lsdException w:name="Medium Shading 2" w:semiHidden="0" w:uiPriority="64" w:unhideWhenUsed="0"/>
+    <w:lsdException w:name="Medium List 1" w:semiHidden="0" w:uiPriority="65" w:unhideWhenUsed="0"/>
+    <w:lsdException w:name="Medium List 2" w:semiHidden="0" w:uiPriority="66" w:unhideWhenUsed="0"/>
+    <w:lsdException w:name="Medium Grid 1" w:semiHidden="0" w:uiPriority="67" w:unhideWhenUsed="0"/>
+    <w:lsdException w:name="Medium Grid 2" w:semiHidden="0" w:uiPriority="68" w:unhideWhenUsed="0"/>
+    <w:lsdException w:name="Medium Grid 3" w:semiHidden="0" w:uiPriority="69" w:unhideWhenUsed="0"/>
+    <w:lsdException w:name="Dark List" w:semiHidden="0" w:uiPriority="70" w:unhideWhenUsed="0"/>
+    <w:lsdException w:name="Colorful Shading" w:semiHidden="0" w:uiPriority="71" w:unhideWhenUsed="0"/>
+    <w:lsdException w:name="Colorful List" w:semiHidden="0" w:uiPriority="72" w:unhideWhenUsed="0"/>
+    <w:lsdException w:name="Colorful Grid" w:semiHidden="0" w:uiPriority="73" w:unhideWhenUsed="0"/>
+    <w:lsdException w:name="Light Shading Accent 1" w:semiHidden="0" w:uiPriority="60" w:unhideWhenUsed="0"/>
+    <w:lsdException w:name="Light List Accent 1" w:semiHidden="0" w:uiPriority="61" w:unhideWhenUsed="0"/>
+    <w:lsdException w:name="Light Grid Accent 1" w:semiHidden="0" w:uiPriority="62" w:unhideWhenUsed="0"/>
+    <w:lsdException w:name="Medium Shading 1 Accent 1" w:semiHidden="0" w:uiPriority="63" w:unhideWhenUsed="0"/>
+    <w:lsdException w:name="Medium Shading 2 Accent 1" w:semiHidden="0" w:uiPriority="64" w:unhideWhenUsed="0"/>
+    <w:lsdException w:name="Medium List 1 Accent 1" w:semiHidden="0" w:uiPriority="65" w:unhideWhenUsed="0"/>
+    <w:lsdException w:name="Revision" w:unhideWhenUsed="0"/>
+    <w:lsdException w:name="List Paragraph" w:semiHidden="0" w:uiPriority="34" w:unhideWhenUsed="0" w:qFormat="1"/>
+    <w:lsdException w:name="Quote" w:semiHidden="0" w:uiPriority="29" w:unhideWhenUsed="0" w:qFormat="1"/>
+    <w:lsdException w:name="Intense Quote" w:semiHidden="0" w:uiPriority="30" w:unhideWhenUsed="0" w:qFormat="1"/>
+    <w:lsdException w:name="Medium List 2 Accent 1" w:semiHidden="0" w:uiPriority="66" w:unhideWhenUsed="0"/>
+    <w:lsdException w:name="Medium Grid 1 Accent 1" w:semiHidden="0" w:uiPriority="67" w:unhideWhenUsed="0"/>
+    <w:lsdException w:name="Medium Grid 2 Accent 1" w:semiHidden="0" w:uiPriority="68" w:unhideWhenUsed="0"/>
+    <w:lsdException w:name="Medium Grid 3 Accent 1" w:semiHidden="0" w:uiPriority="69" w:unhideWhenUsed="0"/>
+    <w:lsdException w:name="Dark List Accent 1" w:semiHidden="0" w:uiPriority="70" w:unhideWhenUsed="0"/>
+    <w:lsdException w:name="Colorful Shading Accent 1" w:semiHidden="0" w:uiPriority="71" w:unhideWhenUsed="0"/>
+    <w:lsdException w:name="Colorful List Accent 1" w:semiHidden="0" w:uiPriority="72" w:unhideWhenUsed="0"/>
+    <w:lsdException w:name="Colorful Grid Accent 1" w:semiHidden="0" w:uiPriority="73" w:unhideWhenUsed="0"/>
+    <w:lsdException w:name="Light Shading Accent 2" w:semiHidden="0" w:uiPriority="60" w:unhideWhenUsed="0"/>
+    <w:lsdException w:name="Light List Accent 2" w:semiHidden="0" w:uiPriority="61" w:unhideWhenUsed="0"/>
+    <w:lsdException w:name="Light Grid Accent 2" w:semiHidden="0" w:uiPriority="62" w:unhideWhenUsed="0"/>
+    <w:lsdException w:name="Medium Shading 1 Accent 2" w:semiHidden="0" w:uiPriority="63" w:unhideWhenUsed="0"/>
+    <w:lsdException w:name="Medium Shading 2 Accent 2" w:semiHidden="0" w:uiPriority="64" w:unhideWhenUsed="0"/>
+    <w:lsdException w:name="Medium List 1 Accent 2" w:semiHidden="0" w:uiPriority="65" w:unhideWhenUsed="0"/>
+    <w:lsdException w:name="Medium List 2 Accent 2" w:semiHidden="0" w:uiPriority="66" w:unhideWhenUsed="0"/>
+    <w:lsdException w:name="Medium Grid 1 Accent 2" w:semiHidden="0" w:uiPriority="67" w:unhideWhenUsed="0"/>
+    <w:lsdException w:name="Medium Grid 2 Accent 2" w:semiHidden="0" w:uiPriority="68" w:unhideWhenUsed="0"/>
+    <w:lsdException w:name="Medium Grid 3 Accent 2" w:semiHidden="0" w:uiPriority="69" w:unhideWhenUsed="0"/>
+    <w:lsdException w:name="Dark List Accent 2" w:semiHidden="0" w:uiPriority="70" w:unhideWhenUsed="0"/>
+    <w:lsdException w:name="Colorful Shading Accent 2" w:semiHidden="0" w:uiPriority="71" w:unhideWhenUsed="0"/>
+    <w:lsdException w:name="Colorful List Accent 2" w:semiHidden="0" w:uiPriority="72" w:unhideWhenUsed="0"/>
+    <w:lsdException w:name="Colorful Grid Accent 2" w:semiHidden="0" w:uiPriority="73" w:unhideWhenUsed="0"/>
+    <w:lsdException w:name="Light Shading Accent 3" w:semiHidden="0" w:uiPriority="60" w:unhideWhenUsed="0"/>
+    <w:lsdException w:name="Light List Accent 3" w:semiHidden="0" w:uiPriority="61" w:unhideWhenUsed="0"/>
+    <w:lsdException w:name="Light Grid Accent 3" w:semiHidden="0" w:uiPriority="62" w:unhideWhenUsed="0"/>
+    <w:lsdException w:name="Medium Shading 1 Accent 3" w:semiHidden="0" w:uiPriority="63" w:unhideWhenUsed="0"/>
+    <w:lsdException w:name="Medium Shading 2 Accent 3" w:semiHidden="0" w:uiPriority="64" w:unhideWhenUsed="0"/>
+    <w:lsdException w:name="Medium List 1 Accent 3" w:semiHidden="0" w:uiPriority="65" w:unhideWhenUsed="0"/>
+    <w:lsdException w:name="Medium List 2 Accent 3" w:semiHidden="0" w:uiPriority="66" w:unhideWhenUsed="0"/>
+    <w:lsdException w:name="Medium Grid 1 Accent 3" w:semiHidden="0" w:uiPriority="67" w:unhideWhenUsed="0"/>
+    <w:lsdException w:name="Medium Grid 2 Accent 3" w:semiHidden="0" w:uiPriority="68" w:unhideWhenUsed="0"/>
+    <w:lsdException w:name="Medium Grid 3 Accent 3" w:semiHidden="0" w:uiPriority="69" w:unhideWhenUsed="0"/>
+    <w:lsdException w:name="Dark List Accent 3" w:semiHidden="0" w:uiPriority="70" w:unhideWhenUsed="0"/>
+    <w:lsdException w:name="Colorful Shading Accent 3" w:semiHidden="0" w:uiPriority="71" w:unhideWhenUsed="0"/>
+    <w:lsdException w:name="Colorful List Accent 3" w:semiHidden="0" w:uiPriority="72" w:unhideWhenUsed="0"/>
+    <w:lsdException w:name="Colorful Grid Accent 3" w:semiHidden="0" w:uiPriority="73" w:unhideWhenUsed="0"/>
+    <w:lsdException w:name="Light Shading Accent 4" w:semiHidden="0" w:uiPriority="60" w:unhideWhenUsed="0"/>
+    <w:lsdException w:name="Light List Accent 4" w:semiHidden="0" w:uiPriority="61" w:unhideWhenUsed="0"/>
+    <w:lsdException w:name="Light Grid Accent 4" w:semiHidden="0" w:uiPriority="62" w:unhideWhenUsed="0"/>
+    <w:lsdException w:name="Medium Shading 1 Accent 4" w:semiHidden="0" w:uiPriority="63" w:unhideWhenUsed="0"/>
+    <w:lsdException w:name="Medium Shading 2 Accent 4" w:semiHidden="0" w:uiPriority="64" w:unhideWhenUsed="0"/>
+    <w:lsdException w:name="Medium List 1 Accent 4" w:semiHidden="0" w:uiPriority="65" w:unhideWhenUsed="0"/>
+    <w:lsdException w:name="Medium List 2 Accent 4" w:semiHidden="0" w:uiPriority="66" w:unhideWhenUsed="0"/>
+    <w:lsdException w:name="Medium Grid 1 Accent 4" w:semiHidden="0" w:uiPriority="67" w:unhideWhenUsed="0"/>
+    <w:lsdException w:name="Medium Grid 2 Accent 4" w:semiHidden="0" w:uiPriority="68" w:unhideWhenUsed="0"/>
+    <w:lsdException w:name="Medium Grid 3 Accent 4" w:semiHidden="0" w:uiPriority="69" w:unhideWhenUsed="0"/>
+    <w:lsdException w:name="Dark List Accent 4" w:semiHidden="0" w:uiPriority="70" w:unhideWhenUsed="0"/>
+    <w:lsdException w:name="Colorful Shading Accent 4" w:semiHidden="0" w:uiPriority="71" w:unhideWhenUsed="0"/>
+    <w:lsdException w:name="Colorful List Accent 4" w:semiHidden="0" w:uiPriority="72" w:unhideWhenUsed="0"/>
+    <w:lsdException w:name="Colorful Grid Accent 4" w:semiHidden="0" w:uiPriority="73" w:unhideWhenUsed="0"/>
+    <w:lsdException w:name="Light Shading Accent 5" w:semiHidden="0" w:uiPriority="60" w:unhideWhenUsed="0"/>
+    <w:lsdException w:name="Light List Accent 5" w:semiHidden="0" w:uiPriority="61" w:unhideWhenUsed="0"/>
+    <w:lsdException w:name="Light Grid Accent 5" w:semiHidden="0" w:uiPriority="62" w:unhideWhenUsed="0"/>
+    <w:lsdException w:name="Medium Shading 1 Accent 5" w:semiHidden="0" w:uiPriority="63" w:unhideWhenUsed="0"/>
+    <w:lsdException w:name="Medium Shading 2 Accent 5" w:semiHidden="0" w:uiPriority="64" w:unhideWhenUsed="0"/>
+    <w:lsdException w:name="Medium List 1 Accent 5" w:semiHidden="0" w:uiPriority="65" w:unhideWhenUsed="0"/>
+    <w:lsdException w:name="Medium List 2 Accent 5" w:semiHidden="0" w:uiPriority="66" w:unhideWhenUsed="0"/>
+    <w:lsdException w:name="Medium Grid 1 Accent 5" w:semiHidden="0" w:uiPriority="67" w:unhideWhenUsed="0"/>
+    <w:lsdException w:name="Medium Grid 2 Accent 5" w:semiHidden="0" w:uiPriority="68" w:unhideWhenUsed="0"/>
+    <w:lsdException w:name="Medium Grid 3 Accent 5" w:semiHidden="0" w:uiPriority="69" w:unhideWhenUsed="0"/>
+    <w:lsdException w:name="Dark List Accent 5" w:semiHidden="0" w:uiPriority="70" w:unhideWhenUsed="0"/>
+    <w:lsdException w:name="Colorful Shading Accent 5" w:semiHidden="0" w:uiPriority="71" w:unhideWhenUsed="0"/>
+    <w:lsdException w:name="Colorful List Accent 5" w:semiHidden="0" w:uiPriority="72" w:unhideWhenUsed="0"/>
+    <w:lsdException w:name="Colorful Grid Accent 5" w:semiHidden="0" w:uiPriority="73" w:unhideWhenUsed="0"/>
+    <w:lsdException w:name="Light Shading Accent 6" w:semiHidden="0" w:uiPriority="60" w:unhideWhenUsed="0"/>
+    <w:lsdException w:name="Light List Accent 6" w:semiHidden="0" w:uiPriority="61" w:unhideWhenUsed="0"/>
+    <w:lsdException w:name="Light Grid Accent 6" w:semiHidden="0" w:uiPriority="62" w:unhideWhenUsed="0"/>
+    <w:lsdException w:name="Medium Shading 1 Accent 6" w:semiHidden="0" w:uiPriority="63" w:unhideWhenUsed="0"/>
+    <w:lsdException w:name="Medium Shading 2 Accent 6" w:semiHidden="0" w:uiPriority="64" w:unhideWhenUsed="0"/>
+    <w:lsdException w:name="Medium List 1 Accent 6" w:semiHidden="0" w:uiPriority="65" w:unhideWhenUsed="0"/>
+    <w:lsdException w:name="Medium List 2 Accent 6" w:semiHidden="0" w:uiPriority="66" w:unhideWhenUsed="0"/>
+    <w:lsdException w:name="Medium Grid 1 Accent 6" w:semiHidden="0" w:uiPriority="67" w:unhideWhenUsed="0"/>
+    <w:lsdException w:name="Medium Grid 2 Accent 6" w:semiHidden="0" w:uiPriority="68" w:unhideWhenUsed="0"/>
+    <w:lsdException w:name="Medium Grid 3 Accent 6" w:semiHidden="0" w:uiPriority="69" w:unhideWhenUsed="0"/>
+    <w:lsdException w:name="Dark List Accent 6" w:semiHidden="0" w:uiPriority="70" w:unhideWhenUsed="0"/>
+    <w:lsdException w:name="Colorful Shading Accent 6" w:semiHidden="0" w:uiPriority="71" w:unhideWhenUsed="0"/>
+    <w:lsdException w:name="Colorful List Accent 6" w:semiHidden="0" w:uiPriority="72" w:unhideWhenUsed="0"/>
+    <w:lsdException w:name="Colorful Grid Accent 6" w:semiHidden="0" w:uiPriority="73" w:unhideWhenUsed="0"/>
+    <w:lsdException w:name="Subtle Emphasis" w:semiHidden="0" w:uiPriority="19" w:unhideWhenUsed="0" w:qFormat="1"/>
+    <w:lsdException w:name="Intense Emphasis" w:semiHidden="0" w:uiPriority="21" w:unhideWhenUsed="0" w:qFormat="1"/>
+    <w:lsdException w:name="Subtle Reference" w:semiHidden="0" w:uiPriority="31" w:unhideWhenUsed="0" w:qFormat="1"/>
+    <w:lsdException w:name="Intense Reference" w:semiHidden="0" w:uiPriority="32" w:unhideWhenUsed="0" w:qFormat="1"/>
+    <w:lsdException w:name="Book Title" w:semiHidden="0" w:uiPriority="33" w:unhideWhenUsed="0" w:qFormat="1"/>
+    <w:lsdException w:name="Bibliography" w:uiPriority="37"/>
+    <w:lsdException w:name="TOC Heading" w:uiPriority="39" w:qFormat="1"/>
+  </w:latentStyles>
+  <w:style w:type="paragraph" w:default="1" w:styleId="a">
+    <w:name w:val="Normal"/>
+    <w:qFormat/>
+  </w:style>
+  <w:style w:type="paragraph" w:styleId="1">
     <w:name w:val="heading 1"/>
-    <w:basedOn w:val="Normal"/>
-    <w:next w:val="Normal"/>
+    <w:basedOn w:val="normal"/>
+    <w:next w:val="normal"/>
+    <w:rsid w:val="00F14CBC"/>
     <w:pPr>
-      <w:keepNext w:val="1"/>
-      <w:keepLines w:val="1"/>
-      <w:pageBreakBefore w:val="0"/>
-      <w:spacing w:after="120" w:before="400" w:lineRule="auto"/>
+      <w:keepNext/>
+      <w:keepLines/>
+      <w:spacing w:before="400" w:after="120"/>
+      <w:outlineLvl w:val="0"/>
     </w:pPr>
     <w:rPr>
       <w:sz w:val="40"/>
       <w:szCs w:val="40"/>
     </w:rPr>
   </w:style>
-  <w:style w:type="paragraph" w:styleId="Heading2">
+  <w:style w:type="paragraph" w:styleId="2">
     <w:name w:val="heading 2"/>
-    <w:basedOn w:val="Normal"/>
-    <w:next w:val="Normal"/>
+    <w:basedOn w:val="normal"/>
+    <w:next w:val="normal"/>
+    <w:rsid w:val="00F14CBC"/>
     <w:pPr>
-      <w:keepNext w:val="1"/>
-      <w:keepLines w:val="1"/>
-      <w:pageBreakBefore w:val="0"/>
-      <w:spacing w:after="120" w:before="360" w:lineRule="auto"/>
+      <w:keepNext/>
+      <w:keepLines/>
+      <w:spacing w:before="360" w:after="120"/>
+      <w:outlineLvl w:val="1"/>
     </w:pPr>
     <w:rPr>
-      <w:b w:val="0"/>
-      <w:bCs w:val="0"/>
       <w:sz w:val="32"/>
       <w:szCs w:val="32"/>
     </w:rPr>
   </w:style>
-  <w:style w:type="paragraph" w:styleId="Heading3">
+  <w:style w:type="paragraph" w:styleId="3">
     <w:name w:val="heading 3"/>
-    <w:basedOn w:val="Normal"/>
-    <w:next w:val="Normal"/>
+    <w:basedOn w:val="normal"/>
+    <w:next w:val="normal"/>
+    <w:rsid w:val="00F14CBC"/>
     <w:pPr>
-      <w:keepNext w:val="1"/>
-      <w:keepLines w:val="1"/>
-      <w:pageBreakBefore w:val="0"/>
-      <w:spacing w:after="80" w:before="320" w:lineRule="auto"/>
+      <w:keepNext/>
+      <w:keepLines/>
+      <w:spacing w:before="320" w:after="80"/>
+      <w:outlineLvl w:val="2"/>
     </w:pPr>
     <w:rPr>
-      <w:b w:val="0"/>
-      <w:bCs w:val="0"/>
       <w:color w:val="434343"/>
       <w:sz w:val="28"/>
       <w:szCs w:val="28"/>
     </w:rPr>
   </w:style>
-  <w:style w:type="paragraph" w:styleId="Heading4">
+  <w:style w:type="paragraph" w:styleId="4">
     <w:name w:val="heading 4"/>
-    <w:basedOn w:val="Normal"/>
-    <w:next w:val="Normal"/>
+    <w:basedOn w:val="normal"/>
+    <w:next w:val="normal"/>
+    <w:rsid w:val="00F14CBC"/>
     <w:pPr>
-      <w:keepNext w:val="1"/>
-      <w:keepLines w:val="1"/>
-      <w:pageBreakBefore w:val="0"/>
-      <w:spacing w:after="80" w:before="280" w:lineRule="auto"/>
+      <w:keepNext/>
+      <w:keepLines/>
+      <w:spacing w:before="280" w:after="80"/>
+      <w:outlineLvl w:val="3"/>
     </w:pPr>
     <w:rPr>
       <w:color w:val="666666"/>
@@ -329,69 +634,108 @@
       <w:szCs w:val="24"/>
     </w:rPr>
   </w:style>
-  <w:style w:type="paragraph" w:styleId="Heading5">
+  <w:style w:type="paragraph" w:styleId="5">
     <w:name w:val="heading 5"/>
-    <w:basedOn w:val="Normal"/>
-    <w:next w:val="Normal"/>
+    <w:basedOn w:val="normal"/>
+    <w:next w:val="normal"/>
+    <w:rsid w:val="00F14CBC"/>
     <w:pPr>
-      <w:keepNext w:val="1"/>
-      <w:keepLines w:val="1"/>
-      <w:pageBreakBefore w:val="0"/>
-      <w:spacing w:after="80" w:before="240" w:lineRule="auto"/>
+      <w:keepNext/>
+      <w:keepLines/>
+      <w:spacing w:before="240" w:after="80"/>
+      <w:outlineLvl w:val="4"/>
     </w:pPr>
     <w:rPr>
       <w:color w:val="666666"/>
-      <w:sz w:val="22"/>
-      <w:szCs w:val="22"/>
     </w:rPr>
   </w:style>
-  <w:style w:type="paragraph" w:styleId="Heading6">
+  <w:style w:type="paragraph" w:styleId="6">
     <w:name w:val="heading 6"/>
-    <w:basedOn w:val="Normal"/>
-    <w:next w:val="Normal"/>
+    <w:basedOn w:val="normal"/>
+    <w:next w:val="normal"/>
+    <w:rsid w:val="00F14CBC"/>
     <w:pPr>
-      <w:keepNext w:val="1"/>
-      <w:keepLines w:val="1"/>
-      <w:pageBreakBefore w:val="0"/>
-      <w:spacing w:after="80" w:before="240" w:lineRule="auto"/>
+      <w:keepNext/>
+      <w:keepLines/>
+      <w:spacing w:before="240" w:after="80"/>
+      <w:outlineLvl w:val="5"/>
     </w:pPr>
     <w:rPr>
-      <w:i w:val="1"/>
-      <w:iCs w:val="1"/>
+      <w:i/>
+      <w:iCs/>
       <w:color w:val="666666"/>
-      <w:sz w:val="22"/>
-      <w:szCs w:val="22"/>
     </w:rPr>
   </w:style>
-  <w:style w:type="paragraph" w:styleId="Title">
+  <w:style w:type="character" w:default="1" w:styleId="a0">
+    <w:name w:val="Default Paragraph Font"/>
+    <w:uiPriority w:val="1"/>
+    <w:semiHidden/>
+    <w:unhideWhenUsed/>
+  </w:style>
+  <w:style w:type="table" w:default="1" w:styleId="a1">
+    <w:name w:val="Normal Table"/>
+    <w:uiPriority w:val="99"/>
+    <w:semiHidden/>
+    <w:unhideWhenUsed/>
+    <w:qFormat/>
+    <w:tblPr>
+      <w:tblInd w:w="0" w:type="dxa"/>
+      <w:tblCellMar>
+        <w:top w:w="0" w:type="dxa"/>
+        <w:left w:w="108" w:type="dxa"/>
+        <w:bottom w:w="0" w:type="dxa"/>
+        <w:right w:w="108" w:type="dxa"/>
+      </w:tblCellMar>
+    </w:tblPr>
+  </w:style>
+  <w:style w:type="numbering" w:default="1" w:styleId="a2">
+    <w:name w:val="No List"/>
+    <w:uiPriority w:val="99"/>
+    <w:semiHidden/>
+    <w:unhideWhenUsed/>
+  </w:style>
+  <w:style w:type="table" w:customStyle="1" w:styleId="TableNormal">
+    <w:name w:val="TableNormal"/>
+    <w:rsid w:val="00F14CBC"/>
+    <w:tblPr>
+      <w:tblCellMar>
+        <w:top w:w="100" w:type="dxa"/>
+        <w:left w:w="100" w:type="dxa"/>
+        <w:bottom w:w="100" w:type="dxa"/>
+        <w:right w:w="100" w:type="dxa"/>
+      </w:tblCellMar>
+    </w:tblPr>
+  </w:style>
+  <w:style w:type="paragraph" w:customStyle="1" w:styleId="normal">
+    <w:name w:val="normal"/>
+    <w:rsid w:val="00F14CBC"/>
+  </w:style>
+  <w:style w:type="paragraph" w:styleId="a3">
     <w:name w:val="Title"/>
-    <w:basedOn w:val="Normal"/>
-    <w:next w:val="Normal"/>
+    <w:basedOn w:val="normal"/>
+    <w:next w:val="normal"/>
+    <w:rsid w:val="00F14CBC"/>
     <w:pPr>
-      <w:keepNext w:val="1"/>
-      <w:keepLines w:val="1"/>
-      <w:pageBreakBefore w:val="0"/>
-      <w:spacing w:after="60" w:before="0" w:lineRule="auto"/>
+      <w:keepNext/>
+      <w:keepLines/>
+      <w:spacing w:after="60"/>
     </w:pPr>
     <w:rPr>
       <w:sz w:val="52"/>
       <w:szCs w:val="52"/>
     </w:rPr>
   </w:style>
-  <w:style w:type="paragraph" w:styleId="Subtitle">
+  <w:style w:type="paragraph" w:styleId="a4">
     <w:name w:val="Subtitle"/>
-    <w:basedOn w:val="Normal"/>
-    <w:next w:val="Normal"/>
+    <w:basedOn w:val="normal"/>
+    <w:next w:val="normal"/>
+    <w:rsid w:val="00F14CBC"/>
     <w:pPr>
-      <w:keepNext w:val="1"/>
-      <w:keepLines w:val="1"/>
-      <w:pageBreakBefore w:val="0"/>
-      <w:spacing w:after="320" w:before="0" w:lineRule="auto"/>
+      <w:keepNext/>
+      <w:keepLines/>
+      <w:spacing w:after="320"/>
     </w:pPr>
     <w:rPr>
-      <w:rFonts w:ascii="Arial" w:cs="Arial" w:eastAsia="Arial" w:hAnsi="Arial"/>
-      <w:i w:val="0"/>
-      <w:iCs w:val="0"/>
       <w:color w:val="666666"/>
       <w:sz w:val="30"/>
       <w:szCs w:val="30"/>
